--- a/Practicas/INVESTIGACIÓN/Descripción y proceso constructivo de drenaje.docx
+++ b/Practicas/INVESTIGACIÓN/Descripción y proceso constructivo de drenaje.docx
@@ -4,84 +4,172 @@
   <w:body>
     <w:p>
       <w:pPr>
-        <w:rPr>
-          <w:lang w:val="es-ES"/>
-        </w:rPr>
-      </w:pPr>
-      <w:r>
-        <w:rPr>
-          <w:lang w:val="es-ES"/>
-        </w:rPr>
-        <w:t>Descripción y proceso constructivo de drenaje</w:t>
-      </w:r>
-    </w:p>
-    <w:p>
-      <w:pPr>
-        <w:rPr>
+        <w:spacing w:line="360" w:lineRule="auto"/>
+        <w:jc w:val="center"/>
+        <w:rPr>
+          <w:rFonts w:ascii="Times New Roman" w:hAnsi="Times New Roman" w:cs="Times New Roman"/>
           <w:b/>
           <w:bCs/>
+          <w:sz w:val="24"/>
+          <w:szCs w:val="24"/>
           <w:lang w:val="es-ES"/>
         </w:rPr>
       </w:pPr>
       <w:r>
         <w:rPr>
+          <w:rFonts w:ascii="Times New Roman" w:hAnsi="Times New Roman" w:cs="Times New Roman"/>
           <w:b/>
           <w:bCs/>
+          <w:sz w:val="24"/>
+          <w:szCs w:val="24"/>
           <w:lang w:val="es-ES"/>
         </w:rPr>
-        <w:t xml:space="preserve">Instalación de tubería </w:t>
-      </w:r>
-    </w:p>
-    <w:p>
-      <w:r>
-        <w:t xml:space="preserve"> </w:t>
-      </w:r>
-      <w:r>
-        <w:rPr>
+        <w:t>Descripción y proceso constructivo de drenaje</w:t>
+      </w:r>
+    </w:p>
+    <w:p>
+      <w:pPr>
+        <w:spacing w:line="360" w:lineRule="auto"/>
+        <w:rPr>
+          <w:rFonts w:ascii="Times New Roman" w:hAnsi="Times New Roman" w:cs="Times New Roman"/>
           <w:b/>
           <w:bCs/>
+          <w:sz w:val="24"/>
+          <w:szCs w:val="24"/>
+          <w:lang w:val="es-ES"/>
+        </w:rPr>
+      </w:pPr>
+      <w:r>
+        <w:rPr>
+          <w:rFonts w:ascii="Times New Roman" w:hAnsi="Times New Roman" w:cs="Times New Roman"/>
+          <w:b/>
+          <w:bCs/>
+          <w:sz w:val="24"/>
+          <w:szCs w:val="24"/>
+          <w:lang w:val="es-ES"/>
+        </w:rPr>
+        <w:t xml:space="preserve">Instalación de tubería </w:t>
+      </w:r>
+    </w:p>
+    <w:p>
+      <w:pPr>
+        <w:spacing w:line="360" w:lineRule="auto"/>
+        <w:rPr>
+          <w:rFonts w:ascii="Times New Roman" w:hAnsi="Times New Roman" w:cs="Times New Roman"/>
+          <w:sz w:val="24"/>
+          <w:szCs w:val="24"/>
+        </w:rPr>
+      </w:pPr>
+      <w:r>
+        <w:rPr>
+          <w:rFonts w:ascii="Times New Roman" w:hAnsi="Times New Roman" w:cs="Times New Roman"/>
+          <w:sz w:val="24"/>
+          <w:szCs w:val="24"/>
+        </w:rPr>
+        <w:t xml:space="preserve"> </w:t>
+      </w:r>
+      <w:r>
+        <w:rPr>
+          <w:rFonts w:ascii="Times New Roman" w:hAnsi="Times New Roman" w:cs="Times New Roman"/>
+          <w:b/>
+          <w:bCs/>
+          <w:sz w:val="24"/>
+          <w:szCs w:val="24"/>
         </w:rPr>
         <w:t>Selección del material y diámetros</w:t>
       </w:r>
       <w:r>
+        <w:rPr>
+          <w:rFonts w:ascii="Times New Roman" w:hAnsi="Times New Roman" w:cs="Times New Roman"/>
+          <w:sz w:val="24"/>
+          <w:szCs w:val="24"/>
+        </w:rPr>
         <w:br/>
         <w:t xml:space="preserve">Utiliza tubería de PVC sanitario con presión de diseño de 80 psi (SDR 51), conforme al estándar ASTM D-2241. Artefactos individuales requieren diámetros de 2" o 3", mientras que los colectores principales usan diámetros mayores según cálculos hidráulicos </w:t>
       </w:r>
     </w:p>
     <w:p>
-      <w:r>
+      <w:pPr>
+        <w:spacing w:line="360" w:lineRule="auto"/>
+        <w:rPr>
+          <w:rFonts w:ascii="Times New Roman" w:hAnsi="Times New Roman" w:cs="Times New Roman"/>
+          <w:sz w:val="24"/>
+          <w:szCs w:val="24"/>
+        </w:rPr>
+      </w:pPr>
+      <w:r>
+        <w:rPr>
+          <w:rFonts w:ascii="Times New Roman" w:hAnsi="Times New Roman" w:cs="Times New Roman"/>
+          <w:sz w:val="24"/>
+          <w:szCs w:val="24"/>
+        </w:rPr>
         <w:t xml:space="preserve"> </w:t>
       </w:r>
       <w:r>
         <w:rPr>
+          <w:rFonts w:ascii="Times New Roman" w:hAnsi="Times New Roman" w:cs="Times New Roman"/>
           <w:b/>
           <w:bCs/>
+          <w:sz w:val="24"/>
+          <w:szCs w:val="24"/>
         </w:rPr>
         <w:t>Especificaciones adicionales</w:t>
       </w:r>
       <w:r>
+        <w:rPr>
+          <w:rFonts w:ascii="Times New Roman" w:hAnsi="Times New Roman" w:cs="Times New Roman"/>
+          <w:sz w:val="24"/>
+          <w:szCs w:val="24"/>
+        </w:rPr>
         <w:br/>
         <w:t>Considera cumplir con la NTG 19 008:2019 para materiales, embalaje y certificaciones de fabricación</w:t>
       </w:r>
     </w:p>
     <w:p>
-      <w:r>
-        <w:rPr>
+      <w:pPr>
+        <w:spacing w:line="360" w:lineRule="auto"/>
+        <w:rPr>
+          <w:rFonts w:ascii="Times New Roman" w:hAnsi="Times New Roman" w:cs="Times New Roman"/>
+          <w:sz w:val="24"/>
+          <w:szCs w:val="24"/>
+        </w:rPr>
+      </w:pPr>
+      <w:r>
+        <w:rPr>
+          <w:rFonts w:ascii="Times New Roman" w:hAnsi="Times New Roman" w:cs="Times New Roman"/>
           <w:b/>
           <w:bCs/>
+          <w:sz w:val="24"/>
+          <w:szCs w:val="24"/>
         </w:rPr>
         <w:t>Dimensionamiento y diseño</w:t>
       </w:r>
       <w:r>
+        <w:rPr>
+          <w:rFonts w:ascii="Times New Roman" w:hAnsi="Times New Roman" w:cs="Times New Roman"/>
+          <w:sz w:val="24"/>
+          <w:szCs w:val="24"/>
+        </w:rPr>
         <w:br/>
         <w:t xml:space="preserve">Aplica criterios de diseño rural como pendientes adecuadas, velocidad mínima, carga hidráulica, y capacidad de conducción, según lo detallado en la guía normativa </w:t>
       </w:r>
     </w:p>
     <w:p>
-      <w:r>
-        <w:rPr>
+      <w:pPr>
+        <w:spacing w:line="360" w:lineRule="auto"/>
+        <w:rPr>
+          <w:rFonts w:ascii="Times New Roman" w:hAnsi="Times New Roman" w:cs="Times New Roman"/>
+          <w:sz w:val="24"/>
+          <w:szCs w:val="24"/>
+        </w:rPr>
+      </w:pPr>
+      <w:r>
+        <w:rPr>
+          <w:rFonts w:ascii="Times New Roman" w:hAnsi="Times New Roman" w:cs="Times New Roman"/>
           <w:b/>
           <w:bCs/>
+          <w:sz w:val="24"/>
+          <w:szCs w:val="24"/>
         </w:rPr>
         <w:t>Proceso de construcción</w:t>
       </w:r>
@@ -92,8 +180,19 @@
           <w:ilvl w:val="0"/>
           <w:numId w:val="1"/>
         </w:numPr>
-      </w:pPr>
-      <w:r>
+        <w:spacing w:line="360" w:lineRule="auto"/>
+        <w:rPr>
+          <w:rFonts w:ascii="Times New Roman" w:hAnsi="Times New Roman" w:cs="Times New Roman"/>
+          <w:sz w:val="24"/>
+          <w:szCs w:val="24"/>
+        </w:rPr>
+      </w:pPr>
+      <w:r>
+        <w:rPr>
+          <w:rFonts w:ascii="Times New Roman" w:hAnsi="Times New Roman" w:cs="Times New Roman"/>
+          <w:sz w:val="24"/>
+          <w:szCs w:val="24"/>
+        </w:rPr>
         <w:t>Levantamiento topográfico para establecer pendientes y rutas.</w:t>
       </w:r>
     </w:p>
@@ -103,8 +202,19 @@
           <w:ilvl w:val="0"/>
           <w:numId w:val="1"/>
         </w:numPr>
-      </w:pPr>
-      <w:r>
+        <w:spacing w:line="360" w:lineRule="auto"/>
+        <w:rPr>
+          <w:rFonts w:ascii="Times New Roman" w:hAnsi="Times New Roman" w:cs="Times New Roman"/>
+          <w:sz w:val="24"/>
+          <w:szCs w:val="24"/>
+        </w:rPr>
+      </w:pPr>
+      <w:r>
+        <w:rPr>
+          <w:rFonts w:ascii="Times New Roman" w:hAnsi="Times New Roman" w:cs="Times New Roman"/>
+          <w:sz w:val="24"/>
+          <w:szCs w:val="24"/>
+        </w:rPr>
         <w:t>Excavación de zanjas y preparación del lecho con arena o gravilla.</w:t>
       </w:r>
     </w:p>
@@ -114,8 +224,19 @@
           <w:ilvl w:val="0"/>
           <w:numId w:val="1"/>
         </w:numPr>
-      </w:pPr>
-      <w:r>
+        <w:spacing w:line="360" w:lineRule="auto"/>
+        <w:rPr>
+          <w:rFonts w:ascii="Times New Roman" w:hAnsi="Times New Roman" w:cs="Times New Roman"/>
+          <w:sz w:val="24"/>
+          <w:szCs w:val="24"/>
+        </w:rPr>
+      </w:pPr>
+      <w:r>
+        <w:rPr>
+          <w:rFonts w:ascii="Times New Roman" w:hAnsi="Times New Roman" w:cs="Times New Roman"/>
+          <w:sz w:val="24"/>
+          <w:szCs w:val="24"/>
+        </w:rPr>
         <w:t>Colocación de tuberías, alineación y unión correcta (con copa y sello).</w:t>
       </w:r>
     </w:p>
@@ -125,8 +246,19 @@
           <w:ilvl w:val="0"/>
           <w:numId w:val="1"/>
         </w:numPr>
-      </w:pPr>
-      <w:r>
+        <w:spacing w:line="360" w:lineRule="auto"/>
+        <w:rPr>
+          <w:rFonts w:ascii="Times New Roman" w:hAnsi="Times New Roman" w:cs="Times New Roman"/>
+          <w:sz w:val="24"/>
+          <w:szCs w:val="24"/>
+        </w:rPr>
+      </w:pPr>
+      <w:r>
+        <w:rPr>
+          <w:rFonts w:ascii="Times New Roman" w:hAnsi="Times New Roman" w:cs="Times New Roman"/>
+          <w:sz w:val="24"/>
+          <w:szCs w:val="24"/>
+        </w:rPr>
         <w:t>Relleno y compactación cuidadosa para evitar asentamientos.</w:t>
       </w:r>
     </w:p>
@@ -136,23 +268,50 @@
           <w:ilvl w:val="0"/>
           <w:numId w:val="1"/>
         </w:numPr>
-      </w:pPr>
-      <w:r>
+        <w:spacing w:line="360" w:lineRule="auto"/>
+        <w:rPr>
+          <w:rFonts w:ascii="Times New Roman" w:hAnsi="Times New Roman" w:cs="Times New Roman"/>
+          <w:sz w:val="24"/>
+          <w:szCs w:val="24"/>
+        </w:rPr>
+      </w:pPr>
+      <w:r>
+        <w:rPr>
+          <w:rFonts w:ascii="Times New Roman" w:hAnsi="Times New Roman" w:cs="Times New Roman"/>
+          <w:sz w:val="24"/>
+          <w:szCs w:val="24"/>
+        </w:rPr>
         <w:t>Pruebas hidráulicas (prueba de inundación o presión) antes de cubrir completamente.</w:t>
       </w:r>
     </w:p>
-    <w:p/>
-    <w:p>
-      <w:pPr>
-        <w:rPr>
+    <w:p>
+      <w:pPr>
+        <w:spacing w:line="360" w:lineRule="auto"/>
+        <w:rPr>
+          <w:rFonts w:ascii="Times New Roman" w:hAnsi="Times New Roman" w:cs="Times New Roman"/>
+          <w:sz w:val="24"/>
+          <w:szCs w:val="24"/>
+        </w:rPr>
+      </w:pPr>
+    </w:p>
+    <w:p>
+      <w:pPr>
+        <w:spacing w:line="360" w:lineRule="auto"/>
+        <w:rPr>
+          <w:rFonts w:ascii="Times New Roman" w:hAnsi="Times New Roman" w:cs="Times New Roman"/>
           <w:b/>
           <w:bCs/>
-        </w:rPr>
-      </w:pPr>
-      <w:r>
-        <w:rPr>
+          <w:sz w:val="24"/>
+          <w:szCs w:val="24"/>
+        </w:rPr>
+      </w:pPr>
+      <w:r>
+        <w:rPr>
+          <w:rFonts w:ascii="Times New Roman" w:hAnsi="Times New Roman" w:cs="Times New Roman"/>
           <w:b/>
           <w:bCs/>
+          <w:sz w:val="24"/>
+          <w:szCs w:val="24"/>
         </w:rPr>
         <w:t>Construcción de pozos de visita</w:t>
       </w:r>
@@ -163,15 +322,29 @@
           <w:ilvl w:val="0"/>
           <w:numId w:val="2"/>
         </w:numPr>
-      </w:pPr>
-      <w:r>
-        <w:rPr>
+        <w:spacing w:line="360" w:lineRule="auto"/>
+        <w:rPr>
+          <w:rFonts w:ascii="Times New Roman" w:hAnsi="Times New Roman" w:cs="Times New Roman"/>
+          <w:sz w:val="24"/>
+          <w:szCs w:val="24"/>
+        </w:rPr>
+      </w:pPr>
+      <w:r>
+        <w:rPr>
+          <w:rFonts w:ascii="Times New Roman" w:hAnsi="Times New Roman" w:cs="Times New Roman"/>
           <w:b/>
           <w:bCs/>
+          <w:sz w:val="24"/>
+          <w:szCs w:val="24"/>
         </w:rPr>
         <w:t>Definición</w:t>
       </w:r>
       <w:r>
+        <w:rPr>
+          <w:rFonts w:ascii="Times New Roman" w:hAnsi="Times New Roman" w:cs="Times New Roman"/>
+          <w:sz w:val="24"/>
+          <w:szCs w:val="24"/>
+        </w:rPr>
         <w:br/>
         <w:t xml:space="preserve">Elemento clave del sistema de drenaje para inspección y mantenimiento de la red </w:t>
       </w:r>
@@ -182,11 +355,20 @@
           <w:ilvl w:val="0"/>
           <w:numId w:val="2"/>
         </w:numPr>
-      </w:pPr>
-      <w:r>
-        <w:rPr>
+        <w:spacing w:line="360" w:lineRule="auto"/>
+        <w:rPr>
+          <w:rFonts w:ascii="Times New Roman" w:hAnsi="Times New Roman" w:cs="Times New Roman"/>
+          <w:sz w:val="24"/>
+          <w:szCs w:val="24"/>
+        </w:rPr>
+      </w:pPr>
+      <w:r>
+        <w:rPr>
+          <w:rFonts w:ascii="Times New Roman" w:hAnsi="Times New Roman" w:cs="Times New Roman"/>
           <w:b/>
           <w:bCs/>
+          <w:sz w:val="24"/>
+          <w:szCs w:val="24"/>
         </w:rPr>
         <w:t>Proceso constructivo</w:t>
       </w:r>
@@ -197,8 +379,20 @@
           <w:ilvl w:val="1"/>
           <w:numId w:val="2"/>
         </w:numPr>
-      </w:pPr>
-      <w:r>
+        <w:spacing w:line="360" w:lineRule="auto"/>
+        <w:rPr>
+          <w:rFonts w:ascii="Times New Roman" w:hAnsi="Times New Roman" w:cs="Times New Roman"/>
+          <w:sz w:val="24"/>
+          <w:szCs w:val="24"/>
+        </w:rPr>
+      </w:pPr>
+      <w:r>
+        <w:rPr>
+          <w:rFonts w:ascii="Times New Roman" w:hAnsi="Times New Roman" w:cs="Times New Roman"/>
+          <w:sz w:val="24"/>
+          <w:szCs w:val="24"/>
+        </w:rPr>
+        <w:lastRenderedPageBreak/>
         <w:t>Ubicación estratégica en puntos de cambio de dirección, conexiones o cambios de pendiente.</w:t>
       </w:r>
     </w:p>
@@ -208,8 +402,19 @@
           <w:ilvl w:val="1"/>
           <w:numId w:val="2"/>
         </w:numPr>
-      </w:pPr>
-      <w:r>
+        <w:spacing w:line="360" w:lineRule="auto"/>
+        <w:rPr>
+          <w:rFonts w:ascii="Times New Roman" w:hAnsi="Times New Roman" w:cs="Times New Roman"/>
+          <w:sz w:val="24"/>
+          <w:szCs w:val="24"/>
+        </w:rPr>
+      </w:pPr>
+      <w:r>
+        <w:rPr>
+          <w:rFonts w:ascii="Times New Roman" w:hAnsi="Times New Roman" w:cs="Times New Roman"/>
+          <w:sz w:val="24"/>
+          <w:szCs w:val="24"/>
+        </w:rPr>
         <w:t>Excavación de cámara con tolerancia según diámetro de tubería.</w:t>
       </w:r>
     </w:p>
@@ -219,8 +424,19 @@
           <w:ilvl w:val="1"/>
           <w:numId w:val="2"/>
         </w:numPr>
-      </w:pPr>
-      <w:r>
+        <w:spacing w:line="360" w:lineRule="auto"/>
+        <w:rPr>
+          <w:rFonts w:ascii="Times New Roman" w:hAnsi="Times New Roman" w:cs="Times New Roman"/>
+          <w:sz w:val="24"/>
+          <w:szCs w:val="24"/>
+        </w:rPr>
+      </w:pPr>
+      <w:r>
+        <w:rPr>
+          <w:rFonts w:ascii="Times New Roman" w:hAnsi="Times New Roman" w:cs="Times New Roman"/>
+          <w:sz w:val="24"/>
+          <w:szCs w:val="24"/>
+        </w:rPr>
         <w:t>Construcción con ladrillo reforzado o con registro prefabricado (polietileno o concreto).</w:t>
       </w:r>
     </w:p>
@@ -230,8 +446,19 @@
           <w:ilvl w:val="1"/>
           <w:numId w:val="2"/>
         </w:numPr>
-      </w:pPr>
-      <w:r>
+        <w:spacing w:line="360" w:lineRule="auto"/>
+        <w:rPr>
+          <w:rFonts w:ascii="Times New Roman" w:hAnsi="Times New Roman" w:cs="Times New Roman"/>
+          <w:sz w:val="24"/>
+          <w:szCs w:val="24"/>
+        </w:rPr>
+      </w:pPr>
+      <w:r>
+        <w:rPr>
+          <w:rFonts w:ascii="Times New Roman" w:hAnsi="Times New Roman" w:cs="Times New Roman"/>
+          <w:sz w:val="24"/>
+          <w:szCs w:val="24"/>
+        </w:rPr>
         <w:t>Asegurar tapa resistente, ventilación si es sanitario, y señalización adecuada.</w:t>
       </w:r>
     </w:p>
@@ -241,33 +468,62 @@
           <w:ilvl w:val="0"/>
           <w:numId w:val="2"/>
         </w:numPr>
-      </w:pPr>
-      <w:r>
-        <w:rPr>
+        <w:spacing w:line="360" w:lineRule="auto"/>
+        <w:rPr>
+          <w:rFonts w:ascii="Times New Roman" w:hAnsi="Times New Roman" w:cs="Times New Roman"/>
+          <w:sz w:val="24"/>
+          <w:szCs w:val="24"/>
+        </w:rPr>
+      </w:pPr>
+      <w:r>
+        <w:rPr>
+          <w:rFonts w:ascii="Times New Roman" w:hAnsi="Times New Roman" w:cs="Times New Roman"/>
           <w:b/>
           <w:bCs/>
+          <w:sz w:val="24"/>
+          <w:szCs w:val="24"/>
         </w:rPr>
         <w:t>Materiales modernos</w:t>
       </w:r>
       <w:r>
+        <w:rPr>
+          <w:rFonts w:ascii="Times New Roman" w:hAnsi="Times New Roman" w:cs="Times New Roman"/>
+          <w:sz w:val="24"/>
+          <w:szCs w:val="24"/>
+        </w:rPr>
         <w:br/>
         <w:t>Registros plásticos de polietileno son recomendables por su durabilidad, resistencia a corrosión y facilidad de instalación</w:t>
       </w:r>
     </w:p>
-    <w:p/>
-    <w:p>
-      <w:pPr>
-        <w:rPr>
+    <w:p>
+      <w:pPr>
+        <w:spacing w:line="360" w:lineRule="auto"/>
+        <w:rPr>
+          <w:rFonts w:ascii="Times New Roman" w:hAnsi="Times New Roman" w:cs="Times New Roman"/>
+          <w:sz w:val="24"/>
+          <w:szCs w:val="24"/>
+        </w:rPr>
+      </w:pPr>
+    </w:p>
+    <w:p>
+      <w:pPr>
+        <w:spacing w:line="360" w:lineRule="auto"/>
+        <w:rPr>
+          <w:rFonts w:ascii="Times New Roman" w:hAnsi="Times New Roman" w:cs="Times New Roman"/>
           <w:b/>
           <w:bCs/>
-        </w:rPr>
-      </w:pPr>
-      <w:r>
-        <w:rPr>
+          <w:sz w:val="24"/>
+          <w:szCs w:val="24"/>
+        </w:rPr>
+      </w:pPr>
+      <w:r>
+        <w:rPr>
+          <w:rFonts w:ascii="Times New Roman" w:hAnsi="Times New Roman" w:cs="Times New Roman"/>
           <w:b/>
           <w:bCs/>
-        </w:rPr>
-        <w:lastRenderedPageBreak/>
+          <w:sz w:val="24"/>
+          <w:szCs w:val="24"/>
+        </w:rPr>
         <w:t>Construcción de pozos de absorción</w:t>
       </w:r>
     </w:p>
@@ -277,15 +533,29 @@
           <w:ilvl w:val="0"/>
           <w:numId w:val="3"/>
         </w:numPr>
-      </w:pPr>
-      <w:r>
-        <w:rPr>
+        <w:spacing w:line="360" w:lineRule="auto"/>
+        <w:rPr>
+          <w:rFonts w:ascii="Times New Roman" w:hAnsi="Times New Roman" w:cs="Times New Roman"/>
+          <w:sz w:val="24"/>
+          <w:szCs w:val="24"/>
+        </w:rPr>
+      </w:pPr>
+      <w:r>
+        <w:rPr>
+          <w:rFonts w:ascii="Times New Roman" w:hAnsi="Times New Roman" w:cs="Times New Roman"/>
           <w:b/>
           <w:bCs/>
+          <w:sz w:val="24"/>
+          <w:szCs w:val="24"/>
         </w:rPr>
         <w:t>Función</w:t>
       </w:r>
       <w:r>
+        <w:rPr>
+          <w:rFonts w:ascii="Times New Roman" w:hAnsi="Times New Roman" w:cs="Times New Roman"/>
+          <w:sz w:val="24"/>
+          <w:szCs w:val="24"/>
+        </w:rPr>
         <w:br/>
         <w:t xml:space="preserve">Permiten la infiltración del efluente tratado (p.ej. salida de fosa séptica) para recarga del manto freático </w:t>
       </w:r>
@@ -296,11 +566,20 @@
           <w:ilvl w:val="0"/>
           <w:numId w:val="3"/>
         </w:numPr>
-      </w:pPr>
-      <w:r>
-        <w:rPr>
+        <w:spacing w:line="360" w:lineRule="auto"/>
+        <w:rPr>
+          <w:rFonts w:ascii="Times New Roman" w:hAnsi="Times New Roman" w:cs="Times New Roman"/>
+          <w:sz w:val="24"/>
+          <w:szCs w:val="24"/>
+        </w:rPr>
+      </w:pPr>
+      <w:r>
+        <w:rPr>
+          <w:rFonts w:ascii="Times New Roman" w:hAnsi="Times New Roman" w:cs="Times New Roman"/>
           <w:b/>
           <w:bCs/>
+          <w:sz w:val="24"/>
+          <w:szCs w:val="24"/>
         </w:rPr>
         <w:t>Proceso</w:t>
       </w:r>
@@ -311,8 +590,19 @@
           <w:ilvl w:val="1"/>
           <w:numId w:val="3"/>
         </w:numPr>
-      </w:pPr>
-      <w:r>
+        <w:spacing w:line="360" w:lineRule="auto"/>
+        <w:rPr>
+          <w:rFonts w:ascii="Times New Roman" w:hAnsi="Times New Roman" w:cs="Times New Roman"/>
+          <w:sz w:val="24"/>
+          <w:szCs w:val="24"/>
+        </w:rPr>
+      </w:pPr>
+      <w:r>
+        <w:rPr>
+          <w:rFonts w:ascii="Times New Roman" w:hAnsi="Times New Roman" w:cs="Times New Roman"/>
+          <w:sz w:val="24"/>
+          <w:szCs w:val="24"/>
+        </w:rPr>
         <w:t>Instalar dos unidades como mínimo conectadas a la salida de la fosa.</w:t>
       </w:r>
     </w:p>
@@ -322,8 +612,19 @@
           <w:ilvl w:val="1"/>
           <w:numId w:val="3"/>
         </w:numPr>
-      </w:pPr>
-      <w:r>
+        <w:spacing w:line="360" w:lineRule="auto"/>
+        <w:rPr>
+          <w:rFonts w:ascii="Times New Roman" w:hAnsi="Times New Roman" w:cs="Times New Roman"/>
+          <w:sz w:val="24"/>
+          <w:szCs w:val="24"/>
+        </w:rPr>
+      </w:pPr>
+      <w:r>
+        <w:rPr>
+          <w:rFonts w:ascii="Times New Roman" w:hAnsi="Times New Roman" w:cs="Times New Roman"/>
+          <w:sz w:val="24"/>
+          <w:szCs w:val="24"/>
+        </w:rPr>
         <w:t>Equipar con material filtrante (gravilla, piedra chancada).</w:t>
       </w:r>
     </w:p>
@@ -333,8 +634,19 @@
           <w:ilvl w:val="1"/>
           <w:numId w:val="3"/>
         </w:numPr>
-      </w:pPr>
-      <w:r>
+        <w:spacing w:line="360" w:lineRule="auto"/>
+        <w:rPr>
+          <w:rFonts w:ascii="Times New Roman" w:hAnsi="Times New Roman" w:cs="Times New Roman"/>
+          <w:sz w:val="24"/>
+          <w:szCs w:val="24"/>
+        </w:rPr>
+      </w:pPr>
+      <w:r>
+        <w:rPr>
+          <w:rFonts w:ascii="Times New Roman" w:hAnsi="Times New Roman" w:cs="Times New Roman"/>
+          <w:sz w:val="24"/>
+          <w:szCs w:val="24"/>
+        </w:rPr>
         <w:t>Diseñar capacidad según caudal y condiciones de terreno.</w:t>
       </w:r>
     </w:p>
@@ -344,29 +656,51 @@
           <w:ilvl w:val="1"/>
           <w:numId w:val="3"/>
         </w:numPr>
-      </w:pPr>
-      <w:r>
+        <w:spacing w:line="360" w:lineRule="auto"/>
+        <w:rPr>
+          <w:rFonts w:ascii="Times New Roman" w:hAnsi="Times New Roman" w:cs="Times New Roman"/>
+          <w:sz w:val="24"/>
+          <w:szCs w:val="24"/>
+        </w:rPr>
+      </w:pPr>
+      <w:r>
+        <w:rPr>
+          <w:rFonts w:ascii="Times New Roman" w:hAnsi="Times New Roman" w:cs="Times New Roman"/>
+          <w:sz w:val="24"/>
+          <w:szCs w:val="24"/>
+        </w:rPr>
         <w:t>Construcción: excavación adecuada, impermeabilización si es necesario, instalación de tubería de distribución, y relleno con material permeable.</w:t>
       </w:r>
     </w:p>
     <w:p>
       <w:pPr>
-        <w:rPr>
+        <w:spacing w:line="360" w:lineRule="auto"/>
+        <w:rPr>
+          <w:rFonts w:ascii="Times New Roman" w:hAnsi="Times New Roman" w:cs="Times New Roman"/>
+          <w:sz w:val="24"/>
+          <w:szCs w:val="24"/>
           <w:lang w:val="es-ES"/>
         </w:rPr>
       </w:pPr>
     </w:p>
     <w:p>
       <w:pPr>
-        <w:rPr>
+        <w:spacing w:line="360" w:lineRule="auto"/>
+        <w:rPr>
+          <w:rFonts w:ascii="Times New Roman" w:hAnsi="Times New Roman" w:cs="Times New Roman"/>
           <w:b/>
           <w:bCs/>
-        </w:rPr>
-      </w:pPr>
-      <w:r>
-        <w:rPr>
+          <w:sz w:val="24"/>
+          <w:szCs w:val="24"/>
+        </w:rPr>
+      </w:pPr>
+      <w:r>
+        <w:rPr>
+          <w:rFonts w:ascii="Times New Roman" w:hAnsi="Times New Roman" w:cs="Times New Roman"/>
           <w:b/>
           <w:bCs/>
+          <w:sz w:val="24"/>
+          <w:szCs w:val="24"/>
         </w:rPr>
         <w:t>Construcción de plantas de tratamiento (PTAR)</w:t>
       </w:r>
@@ -377,17 +711,40 @@
           <w:ilvl w:val="0"/>
           <w:numId w:val="4"/>
         </w:numPr>
-      </w:pPr>
-      <w:r>
-        <w:rPr>
+        <w:spacing w:line="360" w:lineRule="auto"/>
+        <w:rPr>
+          <w:rFonts w:ascii="Times New Roman" w:hAnsi="Times New Roman" w:cs="Times New Roman"/>
+          <w:sz w:val="24"/>
+          <w:szCs w:val="24"/>
+        </w:rPr>
+      </w:pPr>
+      <w:r>
+        <w:rPr>
+          <w:rFonts w:ascii="Times New Roman" w:hAnsi="Times New Roman" w:cs="Times New Roman"/>
           <w:b/>
           <w:bCs/>
+          <w:sz w:val="24"/>
+          <w:szCs w:val="24"/>
         </w:rPr>
         <w:t>Contexto rural en Guatemala</w:t>
       </w:r>
       <w:r>
+        <w:rPr>
+          <w:rFonts w:ascii="Times New Roman" w:hAnsi="Times New Roman" w:cs="Times New Roman"/>
+          <w:sz w:val="24"/>
+          <w:szCs w:val="24"/>
+        </w:rPr>
         <w:br/>
-        <w:t xml:space="preserve">Proyecciones desde investigaciones universitarias consideraron el diseño de plantas modulares y eficientes para poblaciones rurales, incluyendo fases primarias (fosas sépticas), secundarias (filtros, lagunas) y terciarias según necesidad </w:t>
+        <w:t xml:space="preserve">Proyecciones desde investigaciones universitarias consideraron el diseño de plantas </w:t>
+      </w:r>
+      <w:r>
+        <w:rPr>
+          <w:rFonts w:ascii="Times New Roman" w:hAnsi="Times New Roman" w:cs="Times New Roman"/>
+          <w:sz w:val="24"/>
+          <w:szCs w:val="24"/>
+        </w:rPr>
+        <w:lastRenderedPageBreak/>
+        <w:t xml:space="preserve">modulares y eficientes para poblaciones rurales, incluyendo fases primarias (fosas sépticas), secundarias (filtros, lagunas) y terciarias según necesidad </w:t>
       </w:r>
     </w:p>
     <w:p>
@@ -396,15 +753,22 @@
           <w:ilvl w:val="0"/>
           <w:numId w:val="4"/>
         </w:numPr>
-        <w:rPr>
+        <w:spacing w:line="360" w:lineRule="auto"/>
+        <w:rPr>
+          <w:rFonts w:ascii="Times New Roman" w:hAnsi="Times New Roman" w:cs="Times New Roman"/>
           <w:b/>
           <w:bCs/>
-        </w:rPr>
-      </w:pPr>
-      <w:r>
-        <w:rPr>
+          <w:sz w:val="24"/>
+          <w:szCs w:val="24"/>
+        </w:rPr>
+      </w:pPr>
+      <w:r>
+        <w:rPr>
+          <w:rFonts w:ascii="Times New Roman" w:hAnsi="Times New Roman" w:cs="Times New Roman"/>
           <w:b/>
           <w:bCs/>
+          <w:sz w:val="24"/>
+          <w:szCs w:val="24"/>
         </w:rPr>
         <w:t>Proceso técnico general</w:t>
       </w:r>
@@ -415,8 +779,19 @@
           <w:ilvl w:val="1"/>
           <w:numId w:val="4"/>
         </w:numPr>
-      </w:pPr>
-      <w:r>
+        <w:spacing w:line="360" w:lineRule="auto"/>
+        <w:rPr>
+          <w:rFonts w:ascii="Times New Roman" w:hAnsi="Times New Roman" w:cs="Times New Roman"/>
+          <w:sz w:val="24"/>
+          <w:szCs w:val="24"/>
+        </w:rPr>
+      </w:pPr>
+      <w:r>
+        <w:rPr>
+          <w:rFonts w:ascii="Times New Roman" w:hAnsi="Times New Roman" w:cs="Times New Roman"/>
+          <w:sz w:val="24"/>
+          <w:szCs w:val="24"/>
+        </w:rPr>
         <w:t xml:space="preserve">Visita e investigación preliminar: recolección de datos, definición del área, disposición del terreno, flujo de aguas residuales </w:t>
       </w:r>
     </w:p>
@@ -426,8 +801,19 @@
           <w:ilvl w:val="1"/>
           <w:numId w:val="4"/>
         </w:numPr>
-      </w:pPr>
-      <w:r>
+        <w:spacing w:line="360" w:lineRule="auto"/>
+        <w:rPr>
+          <w:rFonts w:ascii="Times New Roman" w:hAnsi="Times New Roman" w:cs="Times New Roman"/>
+          <w:sz w:val="24"/>
+          <w:szCs w:val="24"/>
+        </w:rPr>
+      </w:pPr>
+      <w:r>
+        <w:rPr>
+          <w:rFonts w:ascii="Times New Roman" w:hAnsi="Times New Roman" w:cs="Times New Roman"/>
+          <w:sz w:val="24"/>
+          <w:szCs w:val="24"/>
+        </w:rPr>
         <w:t xml:space="preserve">Levantamiento topográfico y elaboración de planos: planta general, perfiles, ubicación de redes y la PTAR, detalles constructivos </w:t>
       </w:r>
     </w:p>
@@ -437,8 +823,19 @@
           <w:ilvl w:val="1"/>
           <w:numId w:val="4"/>
         </w:numPr>
-      </w:pPr>
-      <w:r>
+        <w:spacing w:line="360" w:lineRule="auto"/>
+        <w:rPr>
+          <w:rFonts w:ascii="Times New Roman" w:hAnsi="Times New Roman" w:cs="Times New Roman"/>
+          <w:sz w:val="24"/>
+          <w:szCs w:val="24"/>
+        </w:rPr>
+      </w:pPr>
+      <w:r>
+        <w:rPr>
+          <w:rFonts w:ascii="Times New Roman" w:hAnsi="Times New Roman" w:cs="Times New Roman"/>
+          <w:sz w:val="24"/>
+          <w:szCs w:val="24"/>
+        </w:rPr>
         <w:t xml:space="preserve">Diseño de componentes: sistema de entrada, desarenador, unidades de tratamiento (filtros percoladores, lagunas de estabilización, tanques sépticos con absorción), según manuales técnicos y normativos </w:t>
       </w:r>
     </w:p>
@@ -448,8 +845,19 @@
           <w:ilvl w:val="1"/>
           <w:numId w:val="4"/>
         </w:numPr>
-      </w:pPr>
-      <w:r>
+        <w:spacing w:line="360" w:lineRule="auto"/>
+        <w:rPr>
+          <w:rFonts w:ascii="Times New Roman" w:hAnsi="Times New Roman" w:cs="Times New Roman"/>
+          <w:sz w:val="24"/>
+          <w:szCs w:val="24"/>
+        </w:rPr>
+      </w:pPr>
+      <w:r>
+        <w:rPr>
+          <w:rFonts w:ascii="Times New Roman" w:hAnsi="Times New Roman" w:cs="Times New Roman"/>
+          <w:sz w:val="24"/>
+          <w:szCs w:val="24"/>
+        </w:rPr>
         <w:t>Construcción: movimientos de tierra, estructuras en concreto armado, instalación de tuberías y equipo, control de calidad durante obra.</w:t>
       </w:r>
     </w:p>
@@ -459,16 +867,31 @@
           <w:ilvl w:val="1"/>
           <w:numId w:val="4"/>
         </w:numPr>
-      </w:pPr>
-      <w:r>
+        <w:spacing w:line="360" w:lineRule="auto"/>
+        <w:rPr>
+          <w:rFonts w:ascii="Times New Roman" w:hAnsi="Times New Roman" w:cs="Times New Roman"/>
+          <w:sz w:val="24"/>
+          <w:szCs w:val="24"/>
+        </w:rPr>
+      </w:pPr>
+      <w:r>
+        <w:rPr>
+          <w:rFonts w:ascii="Times New Roman" w:hAnsi="Times New Roman" w:cs="Times New Roman"/>
+          <w:sz w:val="24"/>
+          <w:szCs w:val="24"/>
+        </w:rPr>
         <w:t>Operación y mantenimiento: capacitación a responsables, planes de monitoreo, registros e inspección periódica.</w:t>
       </w:r>
     </w:p>
     <w:p>
       <w:pPr>
-        <w:rPr>
+        <w:spacing w:line="360" w:lineRule="auto"/>
+        <w:rPr>
+          <w:rFonts w:ascii="Times New Roman" w:hAnsi="Times New Roman" w:cs="Times New Roman"/>
           <w:b/>
           <w:bCs/>
+          <w:sz w:val="24"/>
+          <w:szCs w:val="24"/>
           <w:lang w:val="es-ES"/>
         </w:rPr>
       </w:pPr>
@@ -1695,6 +2118,7 @@
   <w:style w:type="character" w:default="1" w:styleId="Fuentedeprrafopredeter">
     <w:name w:val="Default Paragraph Font"/>
     <w:uiPriority w:val="1"/>
+    <w:semiHidden/>
     <w:unhideWhenUsed/>
   </w:style>
   <w:style w:type="table" w:default="1" w:styleId="Tablanormal">
